--- a/fuentes/CF01_22810005_PODCAST.docx
+++ b/fuentes/CF01_22810005_PODCAST.docx
@@ -2570,5 +2570,5 @@
 </file>
 
 <file path=customXml/itemProps3.xml><?xml version="1.0" encoding="utf-8"?>
-<ds:datastoreItem xmlns:ds="http://schemas.openxmlformats.org/officeDocument/2006/customXml" ds:itemID="{9C554216-FF5E-4AFE-A4A3-7E316DF805D2}"/>
+<ds:datastoreItem xmlns:ds="http://schemas.openxmlformats.org/officeDocument/2006/customXml" ds:itemID="{BC8A6125-CB4B-48F0-AC59-18C920982E37}"/>
 </file>